--- a/3испсп/2 Условия в C++.docx
+++ b/3испсп/2 Условия в C++.docx
@@ -56,7 +56,6 @@
           <w:bCs/>
           <w:color w:val="000000" w:themeColor="text1"/>
           <w:szCs w:val="28"/>
-          <w:lang w:val="en-US"/>
         </w:rPr>
         <w:t>2</w:t>
       </w:r>
@@ -3685,7 +3684,6 @@
         <w:rPr>
           <w:rFonts w:cs="Times New Roman"/>
           <w:szCs w:val="28"/>
-          <w:lang w:val="en-US"/>
         </w:rPr>
       </w:pPr>
     </w:p>
@@ -3700,16 +3698,18 @@
         <w:rPr>
           <w:rFonts w:cs="Times New Roman"/>
           <w:b/>
-          <w:szCs w:val="28"/>
-        </w:rPr>
-        <w:t>Задание 4</w:t>
-      </w:r>
-      <w:r>
-        <w:rPr>
-          <w:rFonts w:cs="Times New Roman"/>
-          <w:szCs w:val="28"/>
-        </w:rPr>
-        <w:t xml:space="preserve">*. </w:t>
+          <w:bCs/>
+          <w:i/>
+          <w:szCs w:val="28"/>
+        </w:rPr>
+        <w:t>Дополнительно:</w:t>
+      </w:r>
+      <w:r>
+        <w:rPr>
+          <w:rFonts w:cs="Times New Roman"/>
+          <w:szCs w:val="28"/>
+        </w:rPr>
+        <w:t xml:space="preserve"> </w:t>
       </w:r>
       <w:r>
         <w:rPr>
@@ -3866,7 +3866,7 @@
             <w:rPr>
               <w:noProof/>
             </w:rPr>
-            <w:t>1</w:t>
+            <w:t>6</w:t>
           </w:r>
         </w:fldSimple>
       </w:p>
